--- a/pluska2526/TicketOutTheDoor/Set34BinomialHypothesisTesting/Set36TicketOutTheDoorPython.docx
+++ b/pluska2526/TicketOutTheDoor/Set34BinomialHypothesisTesting/Set36TicketOutTheDoorPython.docx
@@ -1253,22 +1253,6 @@
                 <w:sz w:val="20"/>
                 <w:szCs w:val="20"/>
               </w:rPr>
-              <w:t xml:space="preserve"> </w:t>
-            </w:r>
-            <w:proofErr w:type="gramStart"/>
-            <w:r>
-              <w:rPr>
-                <w:sz w:val="20"/>
-                <w:szCs w:val="20"/>
-              </w:rPr>
-              <w:t>was</w:t>
-            </w:r>
-            <w:proofErr w:type="gramEnd"/>
-            <w:r>
-              <w:rPr>
-                <w:sz w:val="20"/>
-                <w:szCs w:val="20"/>
-              </w:rPr>
               <w:t xml:space="preserve"> lower than 40%</w:t>
             </w:r>
             <w:r>
@@ -1453,7 +1437,7 @@
                 <w:sz w:val="20"/>
                 <w:szCs w:val="20"/>
               </w:rPr>
-              <w:t xml:space="preserve">the proportion of female passengers on the Titanic was greater than </w:t>
+              <w:t xml:space="preserve">the proportion of female passengers on the Titanic greater than </w:t>
             </w:r>
             <w:r>
               <w:rPr>
@@ -2067,17 +2051,15 @@
                 <w:sz w:val="20"/>
                 <w:szCs w:val="20"/>
               </w:rPr>
-              <w:t xml:space="preserve"> was lower </w:t>
-            </w:r>
-            <w:proofErr w:type="gramStart"/>
-            <w:r>
-              <w:rPr>
-                <w:sz w:val="20"/>
-                <w:szCs w:val="20"/>
-              </w:rPr>
-              <w:t>than 40%.</w:t>
-            </w:r>
-            <w:proofErr w:type="gramEnd"/>
+              <w:t xml:space="preserve"> lower </w:t>
+            </w:r>
+            <w:r>
+              <w:rPr>
+                <w:sz w:val="20"/>
+                <w:szCs w:val="20"/>
+              </w:rPr>
+              <w:t>than 40%?</w:t>
+            </w:r>
             <w:r>
               <w:rPr>
                 <w:sz w:val="20"/>
@@ -2244,17 +2226,15 @@
                 <w:sz w:val="20"/>
                 <w:szCs w:val="20"/>
               </w:rPr>
-              <w:t xml:space="preserve">the proportion of female passengers on the Titanic was greater </w:t>
-            </w:r>
-            <w:proofErr w:type="gramStart"/>
-            <w:r>
-              <w:rPr>
-                <w:sz w:val="20"/>
-                <w:szCs w:val="20"/>
-              </w:rPr>
-              <w:t>than 30%.</w:t>
-            </w:r>
-            <w:proofErr w:type="gramEnd"/>
+              <w:t xml:space="preserve">the proportion of female passengers on the Titanic greater </w:t>
+            </w:r>
+            <w:r>
+              <w:rPr>
+                <w:sz w:val="20"/>
+                <w:szCs w:val="20"/>
+              </w:rPr>
+              <w:t>than 30%?</w:t>
+            </w:r>
             <w:r>
               <w:rPr>
                 <w:sz w:val="20"/>
@@ -2729,7 +2709,21 @@
                 <w:sz w:val="20"/>
                 <w:szCs w:val="20"/>
               </w:rPr>
-              <w:t xml:space="preserve">Assume that 60% of Titanic survivors were female. </w:t>
+              <w:t xml:space="preserve">Assume that 60% of </w:t>
+            </w:r>
+            <w:r>
+              <w:rPr>
+                <w:sz w:val="20"/>
+                <w:szCs w:val="20"/>
+              </w:rPr>
+              <w:t>shipwreck</w:t>
+            </w:r>
+            <w:r>
+              <w:rPr>
+                <w:sz w:val="20"/>
+                <w:szCs w:val="20"/>
+              </w:rPr>
+              <w:t xml:space="preserve"> survivors were female. </w:t>
             </w:r>
             <w:r>
               <w:rPr>
@@ -9257,14 +9251,19 @@
 </file>
 
 <file path=customXml/item1.xml><?xml version="1.0" encoding="utf-8"?>
-<p:properties xmlns:p="http://schemas.microsoft.com/office/2006/metadata/properties" xmlns:xsi="http://www.w3.org/2001/XMLSchema-instance" xmlns:pc="http://schemas.microsoft.com/office/infopath/2007/PartnerControls">
-  <documentManagement>
-    <_activity xmlns="a6d79e3d-a55b-400d-a0da-8473ae6cc6e0" xsi:nil="true"/>
-  </documentManagement>
-</p:properties>
+<?mso-contentType ?>
+<FormTemplates xmlns="http://schemas.microsoft.com/sharepoint/v3/contenttype/forms">
+  <Display>DocumentLibraryForm</Display>
+  <Edit>DocumentLibraryForm</Edit>
+  <New>DocumentLibraryForm</New>
+</FormTemplates>
 </file>
 
 <file path=customXml/item2.xml><?xml version="1.0" encoding="utf-8"?>
+<b:Sources xmlns:b="http://schemas.openxmlformats.org/officeDocument/2006/bibliography" xmlns="http://schemas.openxmlformats.org/officeDocument/2006/bibliography" SelectedStyle="\APASixthEditionOfficeOnline.xsl" StyleName="APA" Version="6"/>
+</file>
+
+<file path=customXml/item3.xml><?xml version="1.0" encoding="utf-8"?>
 <ct:contentTypeSchema xmlns:ct="http://schemas.microsoft.com/office/2006/metadata/contentType" xmlns:ma="http://schemas.microsoft.com/office/2006/metadata/properties/metaAttributes" ct:_="" ma:_="" ma:contentTypeName="Document" ma:contentTypeID="0x010100011ABDCA48BC7F40ADCF2BC1DBB93A5B" ma:contentTypeVersion="6" ma:contentTypeDescription="Create a new document." ma:contentTypeScope="" ma:versionID="1caff77ab25d5eafa3e55fa1f725f94a">
   <xsd:schema xmlns:xsd="http://www.w3.org/2001/XMLSchema" xmlns:xs="http://www.w3.org/2001/XMLSchema" xmlns:p="http://schemas.microsoft.com/office/2006/metadata/properties" xmlns:ns3="a6d79e3d-a55b-400d-a0da-8473ae6cc6e0" targetNamespace="http://schemas.microsoft.com/office/2006/metadata/properties" ma:root="true" ma:fieldsID="daa2df9738e020cf2067e13012f3b2be" ns3:_="">
     <xsd:import namespace="a6d79e3d-a55b-400d-a0da-8473ae6cc6e0"/>
@@ -9420,30 +9419,31 @@
 </ct:contentTypeSchema>
 </file>
 
-<file path=customXml/item3.xml><?xml version="1.0" encoding="utf-8"?>
-<b:Sources xmlns:b="http://schemas.openxmlformats.org/officeDocument/2006/bibliography" xmlns="http://schemas.openxmlformats.org/officeDocument/2006/bibliography" SelectedStyle="\APASixthEditionOfficeOnline.xsl" StyleName="APA" Version="6"/>
-</file>
-
 <file path=customXml/item4.xml><?xml version="1.0" encoding="utf-8"?>
-<?mso-contentType ?>
-<FormTemplates xmlns="http://schemas.microsoft.com/sharepoint/v3/contenttype/forms">
-  <Display>DocumentLibraryForm</Display>
-  <Edit>DocumentLibraryForm</Edit>
-  <New>DocumentLibraryForm</New>
-</FormTemplates>
+<p:properties xmlns:p="http://schemas.microsoft.com/office/2006/metadata/properties" xmlns:xsi="http://www.w3.org/2001/XMLSchema-instance" xmlns:pc="http://schemas.microsoft.com/office/infopath/2007/PartnerControls">
+  <documentManagement>
+    <_activity xmlns="a6d79e3d-a55b-400d-a0da-8473ae6cc6e0" xsi:nil="true"/>
+  </documentManagement>
+</p:properties>
 </file>
 
 <file path=customXml/itemProps1.xml><?xml version="1.0" encoding="utf-8"?>
-<ds:datastoreItem xmlns:ds="http://schemas.openxmlformats.org/officeDocument/2006/customXml" ds:itemID="{75FE672D-D124-4377-A7BE-4902367E8A5C}">
+<ds:datastoreItem xmlns:ds="http://schemas.openxmlformats.org/officeDocument/2006/customXml" ds:itemID="{D85B5C3F-C3EC-46EF-9B96-CCFC2ED263E5}">
   <ds:schemaRefs>
-    <ds:schemaRef ds:uri="http://schemas.microsoft.com/office/2006/metadata/properties"/>
-    <ds:schemaRef ds:uri="http://schemas.microsoft.com/office/infopath/2007/PartnerControls"/>
-    <ds:schemaRef ds:uri="a6d79e3d-a55b-400d-a0da-8473ae6cc6e0"/>
+    <ds:schemaRef ds:uri="http://schemas.microsoft.com/sharepoint/v3/contenttype/forms"/>
   </ds:schemaRefs>
 </ds:datastoreItem>
 </file>
 
 <file path=customXml/itemProps2.xml><?xml version="1.0" encoding="utf-8"?>
+<ds:datastoreItem xmlns:ds="http://schemas.openxmlformats.org/officeDocument/2006/customXml" ds:itemID="{9B838FAF-4444-44C9-8D98-83D47FBF6D6C}">
+  <ds:schemaRefs>
+    <ds:schemaRef ds:uri="http://schemas.openxmlformats.org/officeDocument/2006/bibliography"/>
+  </ds:schemaRefs>
+</ds:datastoreItem>
+</file>
+
+<file path=customXml/itemProps3.xml><?xml version="1.0" encoding="utf-8"?>
 <ds:datastoreItem xmlns:ds="http://schemas.openxmlformats.org/officeDocument/2006/customXml" ds:itemID="{C060F728-67ED-407C-BF7F-A7B019DC3771}">
   <ds:schemaRefs>
     <ds:schemaRef ds:uri="http://schemas.microsoft.com/office/2006/metadata/contentType"/>
@@ -9461,18 +9461,12 @@
 </ds:datastoreItem>
 </file>
 
-<file path=customXml/itemProps3.xml><?xml version="1.0" encoding="utf-8"?>
-<ds:datastoreItem xmlns:ds="http://schemas.openxmlformats.org/officeDocument/2006/customXml" ds:itemID="{9B838FAF-4444-44C9-8D98-83D47FBF6D6C}">
+<file path=customXml/itemProps4.xml><?xml version="1.0" encoding="utf-8"?>
+<ds:datastoreItem xmlns:ds="http://schemas.openxmlformats.org/officeDocument/2006/customXml" ds:itemID="{75FE672D-D124-4377-A7BE-4902367E8A5C}">
   <ds:schemaRefs>
-    <ds:schemaRef ds:uri="http://schemas.openxmlformats.org/officeDocument/2006/bibliography"/>
-  </ds:schemaRefs>
-</ds:datastoreItem>
-</file>
-
-<file path=customXml/itemProps4.xml><?xml version="1.0" encoding="utf-8"?>
-<ds:datastoreItem xmlns:ds="http://schemas.openxmlformats.org/officeDocument/2006/customXml" ds:itemID="{D85B5C3F-C3EC-46EF-9B96-CCFC2ED263E5}">
-  <ds:schemaRefs>
-    <ds:schemaRef ds:uri="http://schemas.microsoft.com/sharepoint/v3/contenttype/forms"/>
+    <ds:schemaRef ds:uri="http://schemas.microsoft.com/office/2006/metadata/properties"/>
+    <ds:schemaRef ds:uri="http://schemas.microsoft.com/office/infopath/2007/PartnerControls"/>
+    <ds:schemaRef ds:uri="a6d79e3d-a55b-400d-a0da-8473ae6cc6e0"/>
   </ds:schemaRefs>
 </ds:datastoreItem>
 </file>